--- a/entrega/manuales/6 - Manual del administrador.docx
+++ b/entrega/manuales/6 - Manual del administrador.docx
@@ -178,6 +178,63 @@
     </w:p>
     <w:p>
       <w:pPr>
+        <w:pStyle w:val="ListBullet"/>
+        <w:spacing w:after="80"/>
+      </w:pPr>
+      <w:r>
+        <w:rPr>
+          <w:b/>
+          <w:sz w:val="21"/>
+        </w:rPr>
+        <w:t>Las fotos de cada plato.</w:t>
+      </w:r>
+      <w:r>
+        <w:rPr>
+          <w:sz w:val="21"/>
+        </w:rPr>
+        <w:t xml:space="preserve"> Se suben entrando al plato en /admin/carta. La primera es la portada, la que sale en el listado de la carta; las demás las ve el cliente al tocar el plato. Cada foto tiene un botón para volverla portada.</w:t>
+      </w:r>
+    </w:p>
+    <w:p>
+      <w:pPr>
+        <w:pStyle w:val="ListBullet"/>
+        <w:spacing w:after="80"/>
+      </w:pPr>
+      <w:r>
+        <w:rPr>
+          <w:b/>
+          <w:sz w:val="21"/>
+        </w:rPr>
+        <w:t>Las fotos se muestran enteras.</w:t>
+      </w:r>
+      <w:r>
+        <w:rPr>
+          <w:sz w:val="21"/>
+        </w:rPr>
+        <w:t xml:space="preserve"> El sitio no las recorta, así que conviene subirlas ya encuadradas. Entran hasta de 25 MB; las muy pesadas el sistema las reduce sola, sin que se note en pantalla.</w:t>
+      </w:r>
+    </w:p>
+    <w:p>
+      <w:pPr>
+        <w:pStyle w:val="ListBullet"/>
+        <w:spacing w:after="80"/>
+      </w:pPr>
+      <w:r>
+        <w:rPr>
+          <w:b/>
+          <w:sz w:val="21"/>
+        </w:rPr>
+        <w:t>Los cambios de fotos se guardan con el plato.</w:t>
+      </w:r>
+      <w:r>
+        <w:rPr>
+          <w:sz w:val="21"/>
+        </w:rPr>
+        <w:t xml:space="preserve"> Una foto que se quita desaparece del almacén solo al guardar el plato. Si se sale sin guardar, el plato sigue como estaba.</w:t>
+      </w:r>
+    </w:p>
+    <w:p>
+      <w:pPr>
         <w:spacing w:before="400" w:after="120"/>
       </w:pPr>
       <w:r>
@@ -196,7 +253,7 @@
           <w:i w:val="0"/>
           <w:sz w:val="21"/>
         </w:rPr>
-        <w:t>Promociones, eventos y fotos del local, que salen en la portada del sitio. Si algo no se ve, hay dos causas distintas y conviene no confundirlas: puede estar sin publicar, o publicada pero fuera de fecha. La pantalla se lo dice.</w:t>
+        <w:t>Promociones, eventos y fotos del local, que salen en la portada del sitio. Si algo no se ve, hay dos causas distintas y conviene no confundirlas: puede estar sin publicar, o publicada pero fuera de fecha. La pantalla se lo dice. Las fotos del local van con tipo «galería»: el título se lee encima de cada foto en la portada, así que conviene escribirlo como un pie de foto («La terraza de los arcos») y no como un nombre de archivo.</w:t>
       </w:r>
     </w:p>
     <w:p>
@@ -247,6 +304,44 @@
           <w:sz w:val="21"/>
         </w:rPr>
         <w:t>Los seis roles son: mesero, cocina, recepción, repartidor, cajero y administrador.</w:t>
+      </w:r>
+    </w:p>
+    <w:p>
+      <w:pPr>
+        <w:pStyle w:val="ListBullet"/>
+        <w:spacing w:after="80"/>
+      </w:pPr>
+      <w:r>
+        <w:rPr>
+          <w:b/>
+          <w:sz w:val="21"/>
+        </w:rPr>
+        <w:t>Cambiar una clave.</w:t>
+      </w:r>
+      <w:r>
+        <w:rPr>
+          <w:sz w:val="21"/>
+        </w:rPr>
+        <w:t xml:space="preserve"> En /admin/configuracion, sección Personal, toque el nombre de la persona, escriba la clave nueva —mínimo 4 caracteres— y guarde. La clave nunca se muestra: si alguien la olvida, se le pone una nueva.</w:t>
+      </w:r>
+    </w:p>
+    <w:p>
+      <w:pPr>
+        <w:pStyle w:val="ListBullet"/>
+        <w:spacing w:after="80"/>
+      </w:pPr>
+      <w:r>
+        <w:rPr>
+          <w:b/>
+          <w:sz w:val="21"/>
+        </w:rPr>
+        <w:t>La cuenta del dueño es la misma en los dos restaurantes.</w:t>
+      </w:r>
+      <w:r>
+        <w:rPr>
+          <w:sz w:val="21"/>
+        </w:rPr>
+        <w:t xml:space="preserve"> Cambiar su clave en El Patio la cambia también en La Carreta. Con el selector de arriba del panel se pasa al panel del otro restaurante sin volver a escribirla.</w:t>
       </w:r>
     </w:p>
     <w:p>

--- a/entrega/manuales/6 - Manual del administrador.docx
+++ b/entrega/manuales/6 - Manual del administrador.docx
@@ -174,6 +174,63 @@
           <w:sz w:val="21"/>
         </w:rPr>
         <w:t xml:space="preserve"> Cada producto va a plancha o a barra. Un producto con el destino equivocado no le llega a quien tiene que prepararlo.</w:t>
+      </w:r>
+    </w:p>
+    <w:p>
+      <w:pPr>
+        <w:pStyle w:val="ListBullet"/>
+        <w:spacing w:after="80"/>
+      </w:pPr>
+      <w:r>
+        <w:rPr>
+          <w:b/>
+          <w:sz w:val="21"/>
+        </w:rPr>
+        <w:t>El tiempo estimado de cada plato.</w:t>
+      </w:r>
+      <w:r>
+        <w:rPr>
+          <w:sz w:val="21"/>
+        </w:rPr>
+        <w:t xml:space="preserve"> Sale en la carta del panel como una etiqueta dorada con reloj junto al precio, y se cambia al editar el plato, en «Tiempo estimado de preparación». Es contra lo que cocina y el mesero miden si un plato va tarde, así que conviene ponerle a cada uno su tiempo real: una bebida con 1 minuto se pone en rojo casi apenas llega a la barra. El cocinero también lo ajusta desde su pantalla, y el cambio se ve aquí.</w:t>
+      </w:r>
+    </w:p>
+    <w:p>
+      <w:pPr>
+        <w:pStyle w:val="ListBullet"/>
+        <w:spacing w:after="80"/>
+      </w:pPr>
+      <w:r>
+        <w:rPr>
+          <w:b/>
+          <w:sz w:val="21"/>
+        </w:rPr>
+        <w:t>Recomendados de la casa.</w:t>
+      </w:r>
+      <w:r>
+        <w:rPr>
+          <w:sz w:val="21"/>
+        </w:rPr>
+        <w:t xml:space="preserve"> Al editar el plato, el interruptor «Recomendado de la casa» lo pone en la sección de recomendados de la carta del sitio.</w:t>
+      </w:r>
+    </w:p>
+    <w:p>
+      <w:pPr>
+        <w:pStyle w:val="ListBullet"/>
+        <w:spacing w:after="80"/>
+      </w:pPr>
+      <w:r>
+        <w:rPr>
+          <w:b/>
+          <w:sz w:val="21"/>
+        </w:rPr>
+        <w:t>Los más pedidos.</w:t>
+      </w:r>
+      <w:r>
+        <w:rPr>
+          <w:sz w:val="21"/>
+        </w:rPr>
+        <w:t xml:space="preserve"> La carta del sitio muestra sola los platos más vendidos del último mes. La sección aparece cuando hay ventas de al menos tres platos distintos.</w:t>
       </w:r>
     </w:p>
     <w:p>
@@ -417,25 +474,6 @@
     </w:p>
     <w:p>
       <w:pPr>
-        <w:pStyle w:val="ListBullet"/>
-        <w:spacing w:after="80"/>
-      </w:pPr>
-      <w:r>
-        <w:rPr>
-          <w:b/>
-          <w:sz w:val="21"/>
-        </w:rPr>
-        <w:t>Conciliación.</w:t>
-      </w:r>
-      <w:r>
-        <w:rPr>
-          <w:sz w:val="21"/>
-        </w:rPr>
-        <w:t xml:space="preserve"> Qué ventas ya tienen documento del software contable y cuáles no. Los estados se describen por lo que le falta a la venta, no por dónde está el mensaje: a un contador «enviada» no le dice nada útil.</w:t>
-      </w:r>
-    </w:p>
-    <w:p>
-      <w:pPr>
         <w:spacing w:before="400" w:after="120"/>
       </w:pPr>
       <w:r>
@@ -532,6 +570,15 @@
           <w:sz w:val="21"/>
         </w:rPr>
         <w:t>Las quejas y las hojas de vida que llegan por el sitio caen en su panel. La PQR tiene un radicado y un plazo en días hábiles, configurable. La consulta pública exige radicado y correo a la vez, que es lo que impide recorrer los números en orden y leer las quejas de todo el mundo.</w:t>
+      </w:r>
+    </w:p>
+    <w:p>
+      <w:r>
+        <w:rPr>
+          <w:i w:val="0"/>
+          <w:sz w:val="21"/>
+        </w:rPr>
+        <w:t>Cada hoja de vida llega además al correo de recursos humanos (rrhh@restauranteelpatio.com), con los datos de la persona, la hoja de vida en PDF adjunta y enlaces para responder por correo o por WhatsApp. Si alguien la envía dos veces con el mismo documento en menos de 30 días, la segunda no entra, para que la bandeja no se llene de repetidas. La política de tratamiento de datos que lee quien se postula se edita en el panel, en Institucional.</w:t>
       </w:r>
     </w:p>
     <w:sectPr>

--- a/entrega/manuales/6 - Manual del administrador.docx
+++ b/entrega/manuales/6 - Manual del administrador.docx
@@ -581,6 +581,15 @@
         <w:t>Cada hoja de vida llega además al correo de recursos humanos (rrhh@restauranteelpatio.com), con los datos de la persona, la hoja de vida en PDF adjunta y enlaces para responder por correo o por WhatsApp. Si alguien la envía dos veces con el mismo documento en menos de 30 días, la segunda no entra, para que la bandeja no se llene de repetidas. La política de tratamiento de datos que lee quien se postula se edita en el panel, en Institucional.</w:t>
       </w:r>
     </w:p>
+    <w:p>
+      <w:r>
+        <w:rPr>
+          <w:i w:val="0"/>
+          <w:sz w:val="21"/>
+        </w:rPr>
+        <w:t>Las reservas del sitio llegan igual al correo de reservas (reservas@restauranteelpatio.com), enviadas por el propio buzón «Reservas El Patio», con enlaces para confirmar por WhatsApp, llamar o abrir el panel. Las que anota el personal no mandan correo: ya las conoce quien las anotó.</w:t>
+      </w:r>
+    </w:p>
     <w:sectPr>
       <w:footerReference w:type="default" r:id="rId9"/>
       <w:pgSz w:w="12240" w:h="15840"/>
